--- a/static/downloads/en/docx/layer-5/meeting-templates.docx
+++ b/static/downloads/en/docx/layer-5/meeting-templates.docx
@@ -87,7 +87,7 @@
         <w:t xml:space="preserve"> </w:t>
       </w:r>
       <w:r>
-        <w:t xml:space="preserve">2026-04-28</w:t>
+        <w:t xml:space="preserve">2026-04-29</w:t>
       </w:r>
     </w:p>
     <w:p>

--- a/static/downloads/en/docx/layer-5/meeting-templates.docx
+++ b/static/downloads/en/docx/layer-5/meeting-templates.docx
@@ -87,7 +87,7 @@
         <w:t xml:space="preserve"> </w:t>
       </w:r>
       <w:r>
-        <w:t xml:space="preserve">2026-06-26</w:t>
+        <w:t xml:space="preserve">2026-07-07</w:t>
       </w:r>
     </w:p>
     <w:p>
@@ -238,10 +238,10 @@
     </w:p>
     <w:p>
       <w:pPr>
-        <w:pStyle w:val="BlockText"/>
-      </w:pPr>
-      <w:r>
-        <w:t xml:space="preserve">Meeting templates declare the purpose, decision scope, quorum, and structure of each meeting type. A meeting without a declared template will, given enough time, accumulate authority it should not have. Adapt these templates and add or remove meeting types as your community needs.</w:t>
+        <w:pStyle w:val="FirstParagraph"/>
+      </w:pPr>
+      <w:r>
+        <w:t xml:space="preserve">&gt; Meeting templates declare the purpose, decision scope, quorum, and structure of each meeting type. A meeting without a declared template will, given enough time, accumulate authority it should not have. Adapt these templates and add or remove meeting types as your community needs.</w:t>
       </w:r>
     </w:p>
     <w:p>
@@ -387,8 +387,14 @@
     </w:p>
     <w:p>
       <w:pPr>
-        <w:pStyle w:val="BlockText"/>
-      </w:pPr>
+        <w:pStyle w:val="BodyText"/>
+      </w:pPr>
+      <w:r>
+        <w:t xml:space="preserve">&gt;</w:t>
+      </w:r>
+      <w:r>
+        <w:t xml:space="preserve"> </w:t>
+      </w:r>
       <w:r>
         <w:rPr>
           <w:b/>
@@ -396,19 +402,29 @@
         </w:rPr>
         <w:t xml:space="preserve">Rationale — Why a regular Operations meeting</w:t>
       </w:r>
-    </w:p>
-    <w:p>
-      <w:pPr>
-        <w:pStyle w:val="BlockText"/>
-      </w:pPr>
-      <w:r>
-        <w:t xml:space="preserve">Day-to-day coordination needs a regular beat, not ad-hoc improvisation. The Operations meeting is the community’s heartbeat — a predictable space to review active work, surface blockers, and make small operational decisions. Crucially, only Operational decisions happen here; Strategic and Constitutional ones go through the governance process, so the meeting can’t quietly accumulate authority it doesn’t have.</w:t>
-      </w:r>
-    </w:p>
-    <w:p>
-      <w:pPr>
-        <w:pStyle w:val="BlockText"/>
-      </w:pPr>
+      <w:r>
+        <w:t xml:space="preserve"> </w:t>
+      </w:r>
+      <w:r>
+        <w:t xml:space="preserve">&gt;</w:t>
+      </w:r>
+      <w:r>
+        <w:t xml:space="preserve"> </w:t>
+      </w:r>
+      <w:r>
+        <w:t xml:space="preserve">&gt; Day-to-day coordination needs a regular beat, not ad-hoc improvisation. The Operations meeting is the community’s heartbeat — a predictable space to review active work, surface blockers, and make small operational decisions. Crucially, only Operational decisions happen here; Strategic and Constitutional ones go through the governance process, so the meeting can’t quietly accumulate authority it doesn’t have.</w:t>
+      </w:r>
+    </w:p>
+    <w:p>
+      <w:pPr>
+        <w:pStyle w:val="BodyText"/>
+      </w:pPr>
+      <w:r>
+        <w:t xml:space="preserve">&gt;</w:t>
+      </w:r>
+      <w:r>
+        <w:t xml:space="preserve"> </w:t>
+      </w:r>
       <w:r>
         <w:rPr>
           <w:b/>
@@ -416,13 +432,17 @@
         </w:rPr>
         <w:t xml:space="preserve">Instructions — How to fill this in</w:t>
       </w:r>
-    </w:p>
-    <w:p>
-      <w:pPr>
-        <w:pStyle w:val="BlockText"/>
-      </w:pPr>
-      <w:r>
-        <w:t xml:space="preserve">Set purpose, decision scope, required and optional participants, cadence, duration, and facilitation rules. Keep decision scope to Operational only.</w:t>
+      <w:r>
+        <w:t xml:space="preserve"> </w:t>
+      </w:r>
+      <w:r>
+        <w:t xml:space="preserve">&gt;</w:t>
+      </w:r>
+      <w:r>
+        <w:t xml:space="preserve"> </w:t>
+      </w:r>
+      <w:r>
+        <w:t xml:space="preserve">&gt; Set purpose, decision scope, required and optional participants, cadence, duration, and facilitation rules. Keep decision scope to Operational only.</w:t>
       </w:r>
     </w:p>
     <w:p>
@@ -517,6 +537,13 @@
       <w:r>
         <w:t xml:space="preserve"> </w:t>
       </w:r>
+      <w:r>
+        <w:rPr>
+          <w:i/>
+          <w:iCs/>
+        </w:rPr>
+        <w:t xml:space="preserve">&lt;who may attend on invitation.&gt;</w:t>
+      </w:r>
     </w:p>
     <w:p>
       <w:pPr>
@@ -623,6 +650,13 @@
       <w:r>
         <w:t xml:space="preserve"> </w:t>
       </w:r>
+      <w:r>
+        <w:rPr>
+          <w:i/>
+          <w:iCs/>
+        </w:rPr>
+        <w:t xml:space="preserve">&lt;duration&gt;</w:t>
+      </w:r>
     </w:p>
     <w:p>
       <w:pPr>
@@ -642,6 +676,13 @@
       <w:r>
         <w:t xml:space="preserve"> </w:t>
       </w:r>
+      <w:r>
+        <w:rPr>
+          <w:i/>
+          <w:iCs/>
+        </w:rPr>
+        <w:t xml:space="preserve">&lt;duration&gt;</w:t>
+      </w:r>
     </w:p>
     <w:p>
       <w:pPr>
@@ -661,6 +702,13 @@
       <w:r>
         <w:t xml:space="preserve"> </w:t>
       </w:r>
+      <w:r>
+        <w:rPr>
+          <w:i/>
+          <w:iCs/>
+        </w:rPr>
+        <w:t xml:space="preserve">&lt;duration&gt;</w:t>
+      </w:r>
     </w:p>
     <w:p>
       <w:pPr>
@@ -680,6 +728,13 @@
       <w:r>
         <w:t xml:space="preserve"> </w:t>
       </w:r>
+      <w:r>
+        <w:rPr>
+          <w:i/>
+          <w:iCs/>
+        </w:rPr>
+        <w:t xml:space="preserve">&lt;duration&gt;</w:t>
+      </w:r>
     </w:p>
     <w:p>
       <w:pPr>
@@ -699,6 +754,13 @@
       <w:r>
         <w:t xml:space="preserve"> </w:t>
       </w:r>
+      <w:r>
+        <w:rPr>
+          <w:i/>
+          <w:iCs/>
+        </w:rPr>
+        <w:t xml:space="preserve">&lt;duration&gt;</w:t>
+      </w:r>
     </w:p>
     <w:p>
       <w:pPr>
@@ -717,6 +779,13 @@
       </w:r>
       <w:r>
         <w:t xml:space="preserve"> </w:t>
+      </w:r>
+      <w:r>
+        <w:rPr>
+          <w:i/>
+          <w:iCs/>
+        </w:rPr>
+        <w:t xml:space="preserve">&lt;duration&gt;</w:t>
       </w:r>
     </w:p>
     <w:p>
@@ -869,6 +938,13 @@
       <w:r>
         <w:t xml:space="preserve"> </w:t>
       </w:r>
+      <w:r>
+        <w:rPr>
+          <w:i/>
+          <w:iCs/>
+        </w:rPr>
+        <w:t xml:space="preserve">&lt;role holder per Decision Matrix&gt;</w:t>
+      </w:r>
     </w:p>
     <w:p>
       <w:pPr>
@@ -910,6 +986,13 @@
       <w:r>
         <w:t xml:space="preserve"> </w:t>
       </w:r>
+      <w:r>
+        <w:rPr>
+          <w:i/>
+          <w:iCs/>
+        </w:rPr>
+        <w:t xml:space="preserve">&lt;what was decided&gt;</w:t>
+      </w:r>
     </w:p>
     <w:p>
       <w:pPr>
@@ -944,6 +1027,13 @@
       </w:r>
       <w:r>
         <w:t xml:space="preserve"> </w:t>
+      </w:r>
+      <w:r>
+        <w:rPr>
+          <w:i/>
+          <w:iCs/>
+        </w:rPr>
+        <w:t xml:space="preserve">&lt;location&gt;</w:t>
       </w:r>
     </w:p>
     <w:p>
@@ -1067,8 +1157,14 @@
     </w:p>
     <w:p>
       <w:pPr>
-        <w:pStyle w:val="BlockText"/>
-      </w:pPr>
+        <w:pStyle w:val="BodyText"/>
+      </w:pPr>
+      <w:r>
+        <w:t xml:space="preserve">&gt;</w:t>
+      </w:r>
+      <w:r>
+        <w:t xml:space="preserve"> </w:t>
+      </w:r>
       <w:r>
         <w:rPr>
           <w:b/>
@@ -1076,19 +1172,29 @@
         </w:rPr>
         <w:t xml:space="preserve">Rationale — Why separate deliberation from the binding vote</w:t>
       </w:r>
-    </w:p>
-    <w:p>
-      <w:pPr>
-        <w:pStyle w:val="BlockText"/>
-      </w:pPr>
-      <w:r>
-        <w:t xml:space="preserve">If a meeting can both discuss and decide, whoever is in the room that day gets to decide — regardless of quorum or authority rules. Keeping deliberation separate from the binding vote preserves the integrity of the Decision Matrix and ensures absent members still get a vote.</w:t>
-      </w:r>
-    </w:p>
-    <w:p>
-      <w:pPr>
-        <w:pStyle w:val="BlockText"/>
-      </w:pPr>
+      <w:r>
+        <w:t xml:space="preserve"> </w:t>
+      </w:r>
+      <w:r>
+        <w:t xml:space="preserve">&gt;</w:t>
+      </w:r>
+      <w:r>
+        <w:t xml:space="preserve"> </w:t>
+      </w:r>
+      <w:r>
+        <w:t xml:space="preserve">&gt; If a meeting can both discuss and decide, whoever is in the room that day gets to decide — regardless of quorum or authority rules. Keeping deliberation separate from the binding vote preserves the integrity of the Decision Matrix and ensures absent members still get a vote.</w:t>
+      </w:r>
+    </w:p>
+    <w:p>
+      <w:pPr>
+        <w:pStyle w:val="BodyText"/>
+      </w:pPr>
+      <w:r>
+        <w:t xml:space="preserve">&gt;</w:t>
+      </w:r>
+      <w:r>
+        <w:t xml:space="preserve"> </w:t>
+      </w:r>
       <w:r>
         <w:rPr>
           <w:b/>
@@ -1096,13 +1202,17 @@
         </w:rPr>
         <w:t xml:space="preserve">Instructions — How to fill this in</w:t>
       </w:r>
-    </w:p>
-    <w:p>
-      <w:pPr>
-        <w:pStyle w:val="BlockText"/>
-      </w:pPr>
-      <w:r>
-        <w:t xml:space="preserve">This meeting deliberates on active proposals during their deliberation period. The binding decision is made via the governance process per the Decision Matrix.</w:t>
+      <w:r>
+        <w:t xml:space="preserve"> </w:t>
+      </w:r>
+      <w:r>
+        <w:t xml:space="preserve">&gt;</w:t>
+      </w:r>
+      <w:r>
+        <w:t xml:space="preserve"> </w:t>
+      </w:r>
+      <w:r>
+        <w:t xml:space="preserve">&gt; This meeting deliberates on active proposals during their deliberation period. The binding decision is made via the governance process per the Decision Matrix.</w:t>
       </w:r>
     </w:p>
     <w:p>
@@ -1193,6 +1303,13 @@
       <w:r>
         <w:t xml:space="preserve"> </w:t>
       </w:r>
+      <w:r>
+        <w:rPr>
+          <w:i/>
+          <w:iCs/>
+        </w:rPr>
+        <w:t xml:space="preserve">&lt;who may observe.&gt;</w:t>
+      </w:r>
     </w:p>
     <w:p>
       <w:pPr>
@@ -1212,6 +1329,13 @@
       <w:r>
         <w:t xml:space="preserve"> </w:t>
       </w:r>
+      <w:r>
+        <w:rPr>
+          <w:i/>
+          <w:iCs/>
+        </w:rPr>
+        <w:t xml:space="preserve">&lt;as needed during deliberation periods.&gt;</w:t>
+      </w:r>
     </w:p>
     <w:p>
       <w:pPr>
@@ -1257,6 +1381,13 @@
       <w:r>
         <w:t xml:space="preserve"> </w:t>
       </w:r>
+      <w:r>
+        <w:rPr>
+          <w:i/>
+          <w:iCs/>
+        </w:rPr>
+        <w:t xml:space="preserve">&lt;facilitator role.&gt;</w:t>
+      </w:r>
     </w:p>
     <w:bookmarkStart w:id="20" w:name="agenda-structure-1"/>
     <w:p>
@@ -1284,6 +1415,13 @@
       </w:r>
       <w:r>
         <w:t xml:space="preserve"> </w:t>
+      </w:r>
+      <w:r>
+        <w:rPr>
+          <w:i/>
+          <w:iCs/>
+        </w:rPr>
+        <w:t xml:space="preserve">&lt;duration&gt;</w:t>
       </w:r>
     </w:p>
     <w:p>
@@ -1491,6 +1629,13 @@
       </w:r>
       <w:r>
         <w:t xml:space="preserve"> </w:t>
+      </w:r>
+      <w:r>
+        <w:rPr>
+          <w:i/>
+          <w:iCs/>
+        </w:rPr>
+        <w:t xml:space="preserve">&lt;link to proposal&gt;</w:t>
       </w:r>
     </w:p>
     <w:p>
@@ -1746,8 +1891,14 @@
     </w:p>
     <w:p>
       <w:pPr>
-        <w:pStyle w:val="BlockText"/>
-      </w:pPr>
+        <w:pStyle w:val="BodyText"/>
+      </w:pPr>
+      <w:r>
+        <w:t xml:space="preserve">&gt;</w:t>
+      </w:r>
+      <w:r>
+        <w:t xml:space="preserve"> </w:t>
+      </w:r>
       <w:r>
         <w:rPr>
           <w:b/>
@@ -1755,19 +1906,29 @@
         </w:rPr>
         <w:t xml:space="preserve">Rationale — Why a dedicated coordination meeting</w:t>
       </w:r>
-    </w:p>
-    <w:p>
-      <w:pPr>
-        <w:pStyle w:val="BlockText"/>
-      </w:pPr>
-      <w:r>
-        <w:t xml:space="preserve">Some blockers span more than one role and can’t be resolved in the regular Operations rhythm. Coordination &amp; Alignment gives cross-role work its own space — for dependencies, handoffs, and competing priorities — so the weekly meeting doesn’t balloon trying to absorb everything.</w:t>
-      </w:r>
-    </w:p>
-    <w:p>
-      <w:pPr>
-        <w:pStyle w:val="BlockText"/>
-      </w:pPr>
+      <w:r>
+        <w:t xml:space="preserve"> </w:t>
+      </w:r>
+      <w:r>
+        <w:t xml:space="preserve">&gt;</w:t>
+      </w:r>
+      <w:r>
+        <w:t xml:space="preserve"> </w:t>
+      </w:r>
+      <w:r>
+        <w:t xml:space="preserve">&gt; Some blockers span more than one role and can’t be resolved in the regular Operations rhythm. Coordination &amp; Alignment gives cross-role work its own space — for dependencies, handoffs, and competing priorities — so the weekly meeting doesn’t balloon trying to absorb everything.</w:t>
+      </w:r>
+    </w:p>
+    <w:p>
+      <w:pPr>
+        <w:pStyle w:val="BodyText"/>
+      </w:pPr>
+      <w:r>
+        <w:t xml:space="preserve">&gt;</w:t>
+      </w:r>
+      <w:r>
+        <w:t xml:space="preserve"> </w:t>
+      </w:r>
       <w:r>
         <w:rPr>
           <w:b/>
@@ -1775,13 +1936,17 @@
         </w:rPr>
         <w:t xml:space="preserve">Instructions — How to fill this in</w:t>
       </w:r>
-    </w:p>
-    <w:p>
-      <w:pPr>
-        <w:pStyle w:val="BlockText"/>
-      </w:pPr>
-      <w:r>
-        <w:t xml:space="preserve">Use this template when cross-role coordination is needed. Keep decision scope Operational only and limit required participants to those with active initiatives.</w:t>
+      <w:r>
+        <w:t xml:space="preserve"> </w:t>
+      </w:r>
+      <w:r>
+        <w:t xml:space="preserve">&gt;</w:t>
+      </w:r>
+      <w:r>
+        <w:t xml:space="preserve"> </w:t>
+      </w:r>
+      <w:r>
+        <w:t xml:space="preserve">&gt; Use this template when cross-role coordination is needed. Keep decision scope Operational only and limit required participants to those with active initiatives.</w:t>
       </w:r>
     </w:p>
     <w:p>
@@ -1846,6 +2011,13 @@
       <w:r>
         <w:t xml:space="preserve"> </w:t>
       </w:r>
+      <w:r>
+        <w:rPr>
+          <w:i/>
+          <w:iCs/>
+        </w:rPr>
+        <w:t xml:space="preserve">&lt;role holders with active initiatives.&gt;</w:t>
+      </w:r>
     </w:p>
     <w:p>
       <w:pPr>
@@ -1865,6 +2037,13 @@
       <w:r>
         <w:t xml:space="preserve"> </w:t>
       </w:r>
+      <w:r>
+        <w:rPr>
+          <w:i/>
+          <w:iCs/>
+        </w:rPr>
+        <w:t xml:space="preserve">&lt;all Full Members welcome.&gt;</w:t>
+      </w:r>
     </w:p>
     <w:p>
       <w:pPr>
@@ -1884,6 +2063,13 @@
       <w:r>
         <w:t xml:space="preserve"> </w:t>
       </w:r>
+      <w:r>
+        <w:rPr>
+          <w:i/>
+          <w:iCs/>
+        </w:rPr>
+        <w:t xml:space="preserve">&lt;monthly or as needed.&gt;</w:t>
+      </w:r>
     </w:p>
     <w:p>
       <w:pPr>
@@ -1964,6 +2150,13 @@
       <w:r>
         <w:t xml:space="preserve"> </w:t>
       </w:r>
+      <w:r>
+        <w:rPr>
+          <w:i/>
+          <w:iCs/>
+        </w:rPr>
+        <w:t xml:space="preserve">&lt;duration&gt;</w:t>
+      </w:r>
     </w:p>
     <w:p>
       <w:pPr>
@@ -1983,6 +2176,13 @@
       <w:r>
         <w:t xml:space="preserve"> </w:t>
       </w:r>
+      <w:r>
+        <w:rPr>
+          <w:i/>
+          <w:iCs/>
+        </w:rPr>
+        <w:t xml:space="preserve">&lt;duration&gt;</w:t>
+      </w:r>
     </w:p>
     <w:p>
       <w:pPr>
@@ -2002,6 +2202,13 @@
       <w:r>
         <w:t xml:space="preserve"> </w:t>
       </w:r>
+      <w:r>
+        <w:rPr>
+          <w:i/>
+          <w:iCs/>
+        </w:rPr>
+        <w:t xml:space="preserve">&lt;duration&gt;</w:t>
+      </w:r>
     </w:p>
     <w:p>
       <w:pPr>
@@ -2020,6 +2227,13 @@
       </w:r>
       <w:r>
         <w:t xml:space="preserve"> </w:t>
+      </w:r>
+      <w:r>
+        <w:rPr>
+          <w:i/>
+          <w:iCs/>
+        </w:rPr>
+        <w:t xml:space="preserve">&lt;duration&gt;</w:t>
       </w:r>
     </w:p>
     <w:bookmarkEnd w:id="24"/>
@@ -2217,8 +2431,14 @@
     </w:p>
     <w:p>
       <w:pPr>
-        <w:pStyle w:val="BlockText"/>
-      </w:pPr>
+        <w:pStyle w:val="BodyText"/>
+      </w:pPr>
+      <w:r>
+        <w:t xml:space="preserve">&gt;</w:t>
+      </w:r>
+      <w:r>
+        <w:t xml:space="preserve"> </w:t>
+      </w:r>
       <w:r>
         <w:rPr>
           <w:b/>
@@ -2226,19 +2446,29 @@
         </w:rPr>
         <w:t xml:space="preserve">Rationale — Why give reflection its own meeting type</w:t>
       </w:r>
-    </w:p>
-    <w:p>
-      <w:pPr>
-        <w:pStyle w:val="BlockText"/>
-      </w:pPr>
-      <w:r>
-        <w:t xml:space="preserve">Reflection that happens only when time allows never happens. A named meeting type with a defined cadence makes space for looking back — and keeps retrospection from getting squeezed out by operational urgency. Without it, the Learning Log (Layer 6) stays empty and the framework stops evolving.</w:t>
-      </w:r>
-    </w:p>
-    <w:p>
-      <w:pPr>
-        <w:pStyle w:val="BlockText"/>
-      </w:pPr>
+      <w:r>
+        <w:t xml:space="preserve"> </w:t>
+      </w:r>
+      <w:r>
+        <w:t xml:space="preserve">&gt;</w:t>
+      </w:r>
+      <w:r>
+        <w:t xml:space="preserve"> </w:t>
+      </w:r>
+      <w:r>
+        <w:t xml:space="preserve">&gt; Reflection that happens only when time allows never happens. A named meeting type with a defined cadence makes space for looking back — and keeps retrospection from getting squeezed out by operational urgency. Without it, the Learning Log (Layer 6) stays empty and the framework stops evolving.</w:t>
+      </w:r>
+    </w:p>
+    <w:p>
+      <w:pPr>
+        <w:pStyle w:val="BodyText"/>
+      </w:pPr>
+      <w:r>
+        <w:t xml:space="preserve">&gt;</w:t>
+      </w:r>
+      <w:r>
+        <w:t xml:space="preserve"> </w:t>
+      </w:r>
       <w:r>
         <w:rPr>
           <w:b/>
@@ -2246,13 +2476,17 @@
         </w:rPr>
         <w:t xml:space="preserve">Instructions — How to fill this in</w:t>
       </w:r>
-    </w:p>
-    <w:p>
-      <w:pPr>
-        <w:pStyle w:val="BlockText"/>
-      </w:pPr>
-      <w:r>
-        <w:t xml:space="preserve">This meeting reviews the most recent period and feeds insights to the Learning Log (Layer 6) and the Future Proposals queue.</w:t>
+      <w:r>
+        <w:t xml:space="preserve"> </w:t>
+      </w:r>
+      <w:r>
+        <w:t xml:space="preserve">&gt;</w:t>
+      </w:r>
+      <w:r>
+        <w:t xml:space="preserve"> </w:t>
+      </w:r>
+      <w:r>
+        <w:t xml:space="preserve">&gt; This meeting reviews the most recent period and feeds insights to the Learning Log (Layer 6) and the Future Proposals queue.</w:t>
       </w:r>
     </w:p>
     <w:p>
@@ -2317,6 +2551,13 @@
       <w:r>
         <w:t xml:space="preserve"> </w:t>
       </w:r>
+      <w:r>
+        <w:rPr>
+          <w:i/>
+          <w:iCs/>
+        </w:rPr>
+        <w:t xml:space="preserve">&lt;all Full Members invited.&gt;</w:t>
+      </w:r>
     </w:p>
     <w:p>
       <w:pPr>
@@ -2388,6 +2629,13 @@
       <w:r>
         <w:t xml:space="preserve"> </w:t>
       </w:r>
+      <w:r>
+        <w:rPr>
+          <w:i/>
+          <w:iCs/>
+        </w:rPr>
+        <w:t xml:space="preserve">&lt;facilitator role.&gt;</w:t>
+      </w:r>
     </w:p>
     <w:bookmarkStart w:id="27" w:name="agenda-structure-3"/>
     <w:p>
@@ -2416,6 +2664,13 @@
       <w:r>
         <w:t xml:space="preserve"> </w:t>
       </w:r>
+      <w:r>
+        <w:rPr>
+          <w:i/>
+          <w:iCs/>
+        </w:rPr>
+        <w:t xml:space="preserve">&lt;duration&gt;</w:t>
+      </w:r>
     </w:p>
     <w:p>
       <w:pPr>
@@ -2435,6 +2690,13 @@
       <w:r>
         <w:t xml:space="preserve"> </w:t>
       </w:r>
+      <w:r>
+        <w:rPr>
+          <w:i/>
+          <w:iCs/>
+        </w:rPr>
+        <w:t xml:space="preserve">&lt;duration&gt;</w:t>
+      </w:r>
     </w:p>
     <w:p>
       <w:pPr>
@@ -2454,6 +2716,13 @@
       <w:r>
         <w:t xml:space="preserve"> </w:t>
       </w:r>
+      <w:r>
+        <w:rPr>
+          <w:i/>
+          <w:iCs/>
+        </w:rPr>
+        <w:t xml:space="preserve">&lt;duration&gt;</w:t>
+      </w:r>
     </w:p>
     <w:p>
       <w:pPr>
@@ -2550,6 +2819,13 @@
       </w:r>
       <w:r>
         <w:t xml:space="preserve"> </w:t>
+      </w:r>
+      <w:r>
+        <w:rPr>
+          <w:i/>
+          <w:iCs/>
+        </w:rPr>
+        <w:t xml:space="preserve">&lt;duration&gt;</w:t>
       </w:r>
     </w:p>
     <w:bookmarkEnd w:id="27"/>
@@ -2865,8 +3141,14 @@
     </w:p>
     <w:p>
       <w:pPr>
-        <w:pStyle w:val="BlockText"/>
-      </w:pPr>
+        <w:pStyle w:val="BodyText"/>
+      </w:pPr>
+      <w:r>
+        <w:t xml:space="preserve">&gt;</w:t>
+      </w:r>
+      <w:r>
+        <w:t xml:space="preserve"> </w:t>
+      </w:r>
       <w:r>
         <w:rPr>
           <w:b/>
@@ -2874,19 +3156,29 @@
         </w:rPr>
         <w:t xml:space="preserve">Rationale — Why a distinct meeting type for conflict</w:t>
       </w:r>
-    </w:p>
-    <w:p>
-      <w:pPr>
-        <w:pStyle w:val="BlockText"/>
-      </w:pPr>
-      <w:r>
-        <w:t xml:space="preserve">Conflict work has rules that other meetings don’t: confidentiality, Facilitator selection that bypasses party preference, anti-retaliation protections, and restricted records. Using the Operations template for a conflict session would quietly violate all of these. A dedicated template makes the different container visible from the first minute.</w:t>
-      </w:r>
-    </w:p>
-    <w:p>
-      <w:pPr>
-        <w:pStyle w:val="BlockText"/>
-      </w:pPr>
+      <w:r>
+        <w:t xml:space="preserve"> </w:t>
+      </w:r>
+      <w:r>
+        <w:t xml:space="preserve">&gt;</w:t>
+      </w:r>
+      <w:r>
+        <w:t xml:space="preserve"> </w:t>
+      </w:r>
+      <w:r>
+        <w:t xml:space="preserve">&gt; Conflict work has rules that other meetings don’t: confidentiality, Facilitator selection that bypasses party preference, anti-retaliation protections, and restricted records. Using the Operations template for a conflict session would quietly violate all of these. A dedicated template makes the different container visible from the first minute.</w:t>
+      </w:r>
+    </w:p>
+    <w:p>
+      <w:pPr>
+        <w:pStyle w:val="BodyText"/>
+      </w:pPr>
+      <w:r>
+        <w:t xml:space="preserve">&gt;</w:t>
+      </w:r>
+      <w:r>
+        <w:t xml:space="preserve"> </w:t>
+      </w:r>
       <w:r>
         <w:rPr>
           <w:b/>
@@ -2894,13 +3186,17 @@
         </w:rPr>
         <w:t xml:space="preserve">Instructions — How to fill this in</w:t>
       </w:r>
-    </w:p>
-    <w:p>
-      <w:pPr>
-        <w:pStyle w:val="BlockText"/>
-      </w:pPr>
-      <w:r>
-        <w:t xml:space="preserve">Use this template only for facilitated sessions under Conflict Resolution Ladder Steps 2–4. Privacy and Facilitator-selection rules are governed by Layer 4, not by the meeting itself.</w:t>
+      <w:r>
+        <w:t xml:space="preserve"> </w:t>
+      </w:r>
+      <w:r>
+        <w:t xml:space="preserve">&gt;</w:t>
+      </w:r>
+      <w:r>
+        <w:t xml:space="preserve"> </w:t>
+      </w:r>
+      <w:r>
+        <w:t xml:space="preserve">&gt; Use this template only for facilitated sessions under Conflict Resolution Ladder Steps 2–4. Privacy and Facilitator-selection rules are governed by Layer 4, not by the meeting itself.</w:t>
       </w:r>
     </w:p>
     <w:p>
@@ -3063,8 +3359,14 @@
     </w:p>
     <w:p>
       <w:pPr>
-        <w:pStyle w:val="BlockText"/>
-      </w:pPr>
+        <w:pStyle w:val="FirstParagraph"/>
+      </w:pPr>
+      <w:r>
+        <w:t xml:space="preserve">&gt;</w:t>
+      </w:r>
+      <w:r>
+        <w:t xml:space="preserve"> </w:t>
+      </w:r>
       <w:r>
         <w:rPr>
           <w:b/>
@@ -3282,10 +3584,10 @@
     </w:p>
     <w:p>
       <w:pPr>
-        <w:pStyle w:val="BlockText"/>
-      </w:pPr>
-      <w:r>
-        <w:t xml:space="preserve">This record is confidential. Access is restricted per the Conflict Resolution Ladder (Layer 4).</w:t>
+        <w:pStyle w:val="FirstParagraph"/>
+      </w:pPr>
+      <w:r>
+        <w:t xml:space="preserve">&gt; This record is confidential. Access is restricted per the Conflict Resolution Ladder (Layer 4).</w:t>
       </w:r>
     </w:p>
     <w:p>
@@ -3484,6 +3786,9 @@
       <w:r>
         <w:t xml:space="preserve"> </w:t>
       </w:r>
+      <w:r>
+        <w:t xml:space="preserve">&lt;YYYY-MM-DD&gt;</w:t>
+      </w:r>
     </w:p>
     <w:p>
       <w:pPr>
@@ -3525,6 +3830,9 @@
       <w:r>
         <w:t xml:space="preserve"> </w:t>
       </w:r>
+      <w:r>
+        <w:t xml:space="preserve">&lt;version&gt;</w:t>
+      </w:r>
     </w:p>
     <w:p>
       <w:pPr>
@@ -3543,6 +3851,9 @@
       </w:r>
       <w:r>
         <w:t xml:space="preserve"> </w:t>
+      </w:r>
+      <w:r>
+        <w:t xml:space="preserve">&lt;link to decision record&gt;</w:t>
       </w:r>
     </w:p>
     <w:bookmarkEnd w:id="34"/>

--- a/static/downloads/en/docx/layer-5/meeting-templates.docx
+++ b/static/downloads/en/docx/layer-5/meeting-templates.docx
@@ -87,7 +87,7 @@
         <w:t xml:space="preserve"> </w:t>
       </w:r>
       <w:r>
-        <w:t xml:space="preserve">2026-07-07</w:t>
+        <w:t xml:space="preserve">2026-08-31</w:t>
       </w:r>
     </w:p>
     <w:p>
